--- a/ind/docx/28.content.docx
+++ b/ind/docx/28.content.docx
@@ -297,19 +297,7 @@
         <w:rPr>
           <w:lang w:val="id_ID" w:bidi="id_ID"/>
         </w:rPr>
-        <w:t xml:space="preserve">). Hosea berarti “Tuhan menyelamatkan,” nama yang tepat untuk nabi ini. • Yerobeam … raja Israel: Hosea bernubuat kepada kerajaan utara Israel selama pemerintahan tujuh raja terakhirnya, meskipun hanya satu dari mereka, Yerobeam II, yang disebutkan di sini (lihat </w:t>
-      </w:r>
-      <w:r>
-        <w:rPr>
-          <w:lang w:val="id_ID" w:bidi="id_ID"/>
-        </w:rPr>
-        <w:t>Pendahuluan Kitab Hosea</w:t>
-      </w:r>
-      <w:r>
-        <w:rPr>
-          <w:lang w:val="id_ID" w:bidi="id_ID"/>
-        </w:rPr>
-        <w:t>, “Latar Belakang”).</w:t>
+        <w:t>). Hosea berarti “Tuhan menyelamatkan,” nama yang tepat untuk nabi ini. • Yerobeam … raja Israel: Hosea bernubuat kepada kerajaan utara Israel selama pemerintahan tujuh raja terakhirnya, meskipun hanya satu dari mereka, Yerobeam II, yang disebutkan di sini (lihat Pendahuluan Kitab Hosea, “Latar Belakang”).</w:t>
       </w:r>
       <w:r>
         <w:rPr>
